--- a/StraitsX_report_1p_20260811.docx
+++ b/StraitsX_report_1p_20260811.docx
@@ -1,11 +1,14 @@
 
 <file path=word/document.xml><?xml version="1.0" encoding="utf-8"?>
-<w:document xmlns:wpc="http://schemas.microsoft.com/office/word/2010/wordprocessingCanvas" xmlns:cx="http://schemas.microsoft.com/office/drawing/2014/chartex" xmlns:cx1="http://schemas.microsoft.com/office/drawing/2015/9/8/chartex" xmlns:cx2="http://schemas.microsoft.com/office/drawing/2015/10/21/chartex" xmlns:cx3="http://schemas.microsoft.com/office/drawing/2016/5/9/chartex" xmlns:cx4="http://schemas.microsoft.com/office/drawing/2016/5/10/chartex" xmlns:cx5="http://schemas.microsoft.com/office/drawing/2016/5/11/chartex" xmlns:cx6="http://schemas.microsoft.com/office/drawing/2016/5/12/chartex" xmlns:cx7="http://schemas.microsoft.com/office/drawing/2016/5/13/chartex" xmlns:cx8="http://schemas.microsoft.com/office/drawing/2016/5/14/chartex" xmlns:mc="http://schemas.openxmlformats.org/markup-compatibility/2006" xmlns:aink="http://schemas.microsoft.com/office/drawing/2016/ink" xmlns:am3d="http://schemas.microsoft.com/office/drawing/2017/model3d" xmlns:o="urn:schemas-microsoft-com:office:office" xmlns:oel="http://schemas.microsoft.com/office/2019/extlst" xmlns:r="http://schemas.openxmlformats.org/officeDocument/2006/relationships" xmlns:m="http://schemas.openxmlformats.org/officeDocument/2006/math" xmlns:v="urn:schemas-microsoft-com:vml" xmlns:wp14="http://schemas.microsoft.com/office/word/2010/wordprocessingDrawing" xmlns:wp="http://schemas.openxmlformats.org/drawingml/2006/wordprocessingDrawing" xmlns:w10="urn:schemas-microsoft-com:office:word" xmlns:w="http://schemas.openxmlformats.org/wordprocessingml/2006/main" xmlns:w14="http://schemas.microsoft.com/office/word/2010/wordml" xmlns:w15="http://schemas.microsoft.com/office/word/2012/wordml" xmlns:w16cex="http://schemas.microsoft.com/office/word/2018/wordml/cex" xmlns:w16cid="http://schemas.microsoft.com/office/word/2016/wordml/cid" xmlns:w16="http://schemas.microsoft.com/office/word/2018/wordml" xmlns:w16du="http://schemas.microsoft.com/office/word/2023/wordml/word16du" xmlns:w16sdtdh="http://schemas.microsoft.com/office/word/2020/wordml/sdtdatahash" xmlns:w16se="http://schemas.microsoft.com/office/word/2015/wordml/symex" xmlns:wpg="http://schemas.microsoft.com/office/word/2010/wordprocessingGroup" xmlns:wpi="http://schemas.microsoft.com/office/word/2010/wordprocessingInk" xmlns:wne="http://schemas.microsoft.com/office/word/2006/wordml" xmlns:wps="http://schemas.microsoft.com/office/word/2010/wordprocessingShape" mc:Ignorable="w14 w15 w16se w16cid w16 w16cex w16sdtdh w16du wp14">
+<w:document xmlns:wpc="http://schemas.microsoft.com/office/word/2010/wordprocessingCanvas" xmlns:cx="http://schemas.microsoft.com/office/drawing/2014/chartex" xmlns:cx1="http://schemas.microsoft.com/office/drawing/2015/9/8/chartex" xmlns:cx2="http://schemas.microsoft.com/office/drawing/2015/10/21/chartex" xmlns:cx3="http://schemas.microsoft.com/office/drawing/2016/5/9/chartex" xmlns:cx4="http://schemas.microsoft.com/office/drawing/2016/5/10/chartex" xmlns:cx5="http://schemas.microsoft.com/office/drawing/2016/5/11/chartex" xmlns:cx6="http://schemas.microsoft.com/office/drawing/2016/5/12/chartex" xmlns:cx7="http://schemas.microsoft.com/office/drawing/2016/5/13/chartex" xmlns:cx8="http://schemas.microsoft.com/office/drawing/2016/5/14/chartex" xmlns:mc="http://schemas.openxmlformats.org/markup-compatibility/2006" xmlns:aink="http://schemas.microsoft.com/office/drawing/2016/ink" xmlns:am3d="http://schemas.microsoft.com/office/drawing/2017/model3d" xmlns:o="urn:schemas-microsoft-com:office:office" xmlns:oel="http://schemas.microsoft.com/office/2019/extlst" xmlns:r="http://schemas.openxmlformats.org/officeDocument/2006/relationships" xmlns:m="http://schemas.openxmlformats.org/officeDocument/2006/math" xmlns:v="urn:schemas-microsoft-com:vml" xmlns:wp14="http://schemas.microsoft.com/office/word/2010/wordprocessingDrawing" xmlns:wp="http://schemas.openxmlformats.org/drawingml/2006/wordprocessingDrawing" xmlns:w10="urn:schemas-microsoft-com:office:word" xmlns:w="http://schemas.openxmlformats.org/wordprocessingml/2006/main" xmlns:w14="http://schemas.microsoft.com/office/word/2010/wordml" xmlns:w15="http://schemas.microsoft.com/office/word/2012/wordml" xmlns:w16cex="http://schemas.microsoft.com/office/word/2018/wordml/cex" xmlns:w16cid="http://schemas.microsoft.com/office/word/2016/wordml/cid" xmlns:w16="http://schemas.microsoft.com/office/word/2018/wordml" xmlns:w16sdtdh="http://schemas.microsoft.com/office/word/2020/wordml/sdtdatahash" xmlns:w16se="http://schemas.microsoft.com/office/word/2015/wordml/symex" xmlns:wpg="http://schemas.microsoft.com/office/word/2010/wordprocessingGroup" xmlns:wpi="http://schemas.microsoft.com/office/word/2010/wordprocessingInk" xmlns:wne="http://schemas.microsoft.com/office/word/2006/wordml" xmlns:wps="http://schemas.microsoft.com/office/word/2010/wordprocessingShape" mc:Ignorable="w14 w15 w16se w16cid w16 w16cex w16sdtdh wp14">
   <w:body>
     <w:p>
       <w:pPr>
         <w:spacing w:after="40"/>
         <w:jc w:val="center"/>
+        <w:rPr>
+          <w:rFonts w:hint="eastAsia"/>
+        </w:rPr>
       </w:pPr>
       <w:proofErr w:type="spellStart"/>
       <w:r>
@@ -49,23 +52,6 @@
           <w:szCs w:val="30"/>
         </w:rPr>
         <w:t>규제 검토 결과</w:t>
-      </w:r>
-    </w:p>
-    <w:p>
-      <w:pPr>
-        <w:pBdr>
-          <w:bottom w:val="single" w:sz="8" w:space="0" w:color="1B3A6B"/>
-        </w:pBdr>
-        <w:spacing w:after="80"/>
-        <w:jc w:val="center"/>
-      </w:pPr>
-      <w:r>
-        <w:rPr>
-          <w:color w:val="666666"/>
-          <w:sz w:val="16"/>
-          <w:szCs w:val="16"/>
-        </w:rPr>
-        <w:t>2026. 8. 11.</w:t>
       </w:r>
     </w:p>
     <w:p>
@@ -114,25 +100,7 @@
           <w:sz w:val="19"/>
           <w:szCs w:val="19"/>
         </w:rPr>
-        <w:t xml:space="preserve"> 결제 → </w:t>
-      </w:r>
-      <w:proofErr w:type="spellStart"/>
-      <w:r>
-        <w:rPr>
-          <w:color w:val="222222"/>
-          <w:sz w:val="19"/>
-          <w:szCs w:val="19"/>
-        </w:rPr>
-        <w:t>해외은행發</w:t>
-      </w:r>
-      <w:proofErr w:type="spellEnd"/>
-      <w:r>
-        <w:rPr>
-          <w:color w:val="222222"/>
-          <w:sz w:val="19"/>
-          <w:szCs w:val="19"/>
-        </w:rPr>
-        <w:t xml:space="preserve"> 원화 정산)는 </w:t>
+        <w:t xml:space="preserve"> 결제 → 해외은행發 원화 정산)는 </w:t>
       </w:r>
       <w:proofErr w:type="spellStart"/>
       <w:r>
@@ -398,12 +366,6 @@
         <w:gridCol w:w="3426"/>
       </w:tblGrid>
       <w:tr>
-        <w:tblPrEx>
-          <w:tblCellMar>
-            <w:top w:w="0" w:type="dxa"/>
-            <w:bottom w:w="0" w:type="dxa"/>
-          </w:tblCellMar>
-        </w:tblPrEx>
         <w:tc>
           <w:tcPr>
             <w:tcW w:w="1555" w:type="dxa"/>
@@ -496,12 +458,6 @@
         </w:tc>
       </w:tr>
       <w:tr>
-        <w:tblPrEx>
-          <w:tblCellMar>
-            <w:top w:w="0" w:type="dxa"/>
-            <w:bottom w:w="0" w:type="dxa"/>
-          </w:tblCellMar>
-        </w:tblPrEx>
         <w:tc>
           <w:tcPr>
             <w:tcW w:w="1555" w:type="dxa"/>
@@ -639,12 +595,6 @@
         </w:tc>
       </w:tr>
       <w:tr>
-        <w:tblPrEx>
-          <w:tblCellMar>
-            <w:top w:w="0" w:type="dxa"/>
-            <w:bottom w:w="0" w:type="dxa"/>
-          </w:tblCellMar>
-        </w:tblPrEx>
         <w:tc>
           <w:tcPr>
             <w:tcW w:w="1555" w:type="dxa"/>
@@ -746,12 +696,6 @@
         </w:tc>
       </w:tr>
       <w:tr>
-        <w:tblPrEx>
-          <w:tblCellMar>
-            <w:top w:w="0" w:type="dxa"/>
-            <w:bottom w:w="0" w:type="dxa"/>
-          </w:tblCellMar>
-        </w:tblPrEx>
         <w:tc>
           <w:tcPr>
             <w:tcW w:w="1555" w:type="dxa"/>
@@ -846,12 +790,6 @@
         </w:tc>
       </w:tr>
       <w:tr>
-        <w:tblPrEx>
-          <w:tblCellMar>
-            <w:top w:w="0" w:type="dxa"/>
-            <w:bottom w:w="0" w:type="dxa"/>
-          </w:tblCellMar>
-        </w:tblPrEx>
         <w:tc>
           <w:tcPr>
             <w:tcW w:w="1555" w:type="dxa"/>
@@ -976,12 +914,6 @@
         <w:gridCol w:w="3400"/>
       </w:tblGrid>
       <w:tr>
-        <w:tblPrEx>
-          <w:tblCellMar>
-            <w:top w:w="0" w:type="dxa"/>
-            <w:bottom w:w="0" w:type="dxa"/>
-          </w:tblCellMar>
-        </w:tblPrEx>
         <w:tc>
           <w:tcPr>
             <w:tcW w:w="2900" w:type="dxa"/>
@@ -1074,12 +1006,6 @@
         </w:tc>
       </w:tr>
       <w:tr>
-        <w:tblPrEx>
-          <w:tblCellMar>
-            <w:top w:w="0" w:type="dxa"/>
-            <w:bottom w:w="0" w:type="dxa"/>
-          </w:tblCellMar>
-        </w:tblPrEx>
         <w:tc>
           <w:tcPr>
             <w:tcW w:w="2900" w:type="dxa"/>
@@ -1175,12 +1101,6 @@
         </w:tc>
       </w:tr>
       <w:tr>
-        <w:tblPrEx>
-          <w:tblCellMar>
-            <w:top w:w="0" w:type="dxa"/>
-            <w:bottom w:w="0" w:type="dxa"/>
-          </w:tblCellMar>
-        </w:tblPrEx>
         <w:tc>
           <w:tcPr>
             <w:tcW w:w="2900" w:type="dxa"/>
@@ -1264,12 +1184,6 @@
         </w:tc>
       </w:tr>
       <w:tr>
-        <w:tblPrEx>
-          <w:tblCellMar>
-            <w:top w:w="0" w:type="dxa"/>
-            <w:bottom w:w="0" w:type="dxa"/>
-          </w:tblCellMar>
-        </w:tblPrEx>
         <w:tc>
           <w:tcPr>
             <w:tcW w:w="2900" w:type="dxa"/>
@@ -1363,12 +1277,6 @@
         </w:tc>
       </w:tr>
       <w:tr>
-        <w:tblPrEx>
-          <w:tblCellMar>
-            <w:top w:w="0" w:type="dxa"/>
-            <w:bottom w:w="0" w:type="dxa"/>
-          </w:tblCellMar>
-        </w:tblPrEx>
         <w:tc>
           <w:tcPr>
             <w:tcW w:w="2900" w:type="dxa"/>
@@ -1550,12 +1458,6 @@
         <w:gridCol w:w="2835"/>
       </w:tblGrid>
       <w:tr>
-        <w:tblPrEx>
-          <w:tblCellMar>
-            <w:top w:w="0" w:type="dxa"/>
-            <w:bottom w:w="0" w:type="dxa"/>
-          </w:tblCellMar>
-        </w:tblPrEx>
         <w:tc>
           <w:tcPr>
             <w:tcW w:w="700" w:type="dxa"/>
@@ -1662,12 +1564,6 @@
         </w:tc>
       </w:tr>
       <w:tr>
-        <w:tblPrEx>
-          <w:tblCellMar>
-            <w:top w:w="0" w:type="dxa"/>
-            <w:bottom w:w="0" w:type="dxa"/>
-          </w:tblCellMar>
-        </w:tblPrEx>
         <w:tc>
           <w:tcPr>
             <w:tcW w:w="700" w:type="dxa"/>
@@ -1772,12 +1668,6 @@
         </w:tc>
       </w:tr>
       <w:tr>
-        <w:tblPrEx>
-          <w:tblCellMar>
-            <w:top w:w="0" w:type="dxa"/>
-            <w:bottom w:w="0" w:type="dxa"/>
-          </w:tblCellMar>
-        </w:tblPrEx>
         <w:tc>
           <w:tcPr>
             <w:tcW w:w="700" w:type="dxa"/>
@@ -1881,12 +1771,6 @@
         </w:tc>
       </w:tr>
       <w:tr>
-        <w:tblPrEx>
-          <w:tblCellMar>
-            <w:top w:w="0" w:type="dxa"/>
-            <w:bottom w:w="0" w:type="dxa"/>
-          </w:tblCellMar>
-        </w:tblPrEx>
         <w:tc>
           <w:tcPr>
             <w:tcW w:w="700" w:type="dxa"/>
@@ -2000,12 +1884,6 @@
         </w:tc>
       </w:tr>
       <w:tr>
-        <w:tblPrEx>
-          <w:tblCellMar>
-            <w:top w:w="0" w:type="dxa"/>
-            <w:bottom w:w="0" w:type="dxa"/>
-          </w:tblCellMar>
-        </w:tblPrEx>
         <w:tc>
           <w:tcPr>
             <w:tcW w:w="700" w:type="dxa"/>
@@ -2094,12 +1972,6 @@
         </w:tc>
       </w:tr>
       <w:tr>
-        <w:tblPrEx>
-          <w:tblCellMar>
-            <w:top w:w="0" w:type="dxa"/>
-            <w:bottom w:w="0" w:type="dxa"/>
-          </w:tblCellMar>
-        </w:tblPrEx>
         <w:tc>
           <w:tcPr>
             <w:tcW w:w="700" w:type="dxa"/>
@@ -2204,12 +2076,6 @@
         </w:tc>
       </w:tr>
       <w:tr>
-        <w:tblPrEx>
-          <w:tblCellMar>
-            <w:top w:w="0" w:type="dxa"/>
-            <w:bottom w:w="0" w:type="dxa"/>
-          </w:tblCellMar>
-        </w:tblPrEx>
         <w:tc>
           <w:tcPr>
             <w:tcW w:w="700" w:type="dxa"/>
@@ -2349,74 +2215,6 @@
     </w:p>
     <w:p>
       <w:pPr>
-        <w:pBdr>
-          <w:bottom w:val="single" w:sz="6" w:space="0" w:color="1B3A6B"/>
-        </w:pBdr>
-        <w:spacing w:before="160" w:after="60"/>
-      </w:pPr>
-      <w:r>
-        <w:rPr>
-          <w:b/>
-          <w:bCs/>
-          <w:color w:val="1B3A6B"/>
-          <w:sz w:val="22"/>
-          <w:szCs w:val="22"/>
-        </w:rPr>
-        <w:t>5. 협조 요청</w:t>
-      </w:r>
-    </w:p>
-    <w:p>
-      <w:pPr>
-        <w:spacing w:before="40" w:after="40" w:line="252" w:lineRule="auto"/>
-      </w:pPr>
-      <w:r>
-        <w:rPr>
-          <w:color w:val="222222"/>
-          <w:sz w:val="19"/>
-          <w:szCs w:val="19"/>
-        </w:rPr>
-        <w:lastRenderedPageBreak/>
-        <w:t xml:space="preserve">① AML부·법무 검토 리소스 배정(질의서 초안 검토, 8/18~9/12), ② </w:t>
-      </w:r>
-      <w:proofErr w:type="spellStart"/>
-      <w:r>
-        <w:rPr>
-          <w:color w:val="222222"/>
-          <w:sz w:val="19"/>
-          <w:szCs w:val="19"/>
-        </w:rPr>
-        <w:t>StraitsX</w:t>
-      </w:r>
-      <w:proofErr w:type="spellEnd"/>
-      <w:r>
-        <w:rPr>
-          <w:color w:val="222222"/>
-          <w:sz w:val="19"/>
-          <w:szCs w:val="19"/>
-        </w:rPr>
-        <w:t xml:space="preserve"> 대상 </w:t>
-      </w:r>
-      <w:proofErr w:type="spellStart"/>
-      <w:r>
-        <w:rPr>
-          <w:color w:val="222222"/>
-          <w:sz w:val="19"/>
-          <w:szCs w:val="19"/>
-        </w:rPr>
-        <w:t>확약성</w:t>
-      </w:r>
-      <w:proofErr w:type="spellEnd"/>
-      <w:r>
-        <w:rPr>
-          <w:color w:val="222222"/>
-          <w:sz w:val="19"/>
-          <w:szCs w:val="19"/>
-        </w:rPr>
-        <w:t xml:space="preserve"> 발언 통제 방침의 부서 공유, ③ FIU 질의는 준법감시부 명의 발송 여부 의사결정(8/22까지).</w:t>
-      </w:r>
-    </w:p>
-    <w:p>
-      <w:pPr>
         <w:spacing w:before="100"/>
         <w:jc w:val="right"/>
       </w:pPr>
@@ -2444,18 +2242,8 @@
           <w:sz w:val="15"/>
           <w:szCs w:val="15"/>
         </w:rPr>
-        <w:t>뱅크 AX</w:t>
-      </w:r>
-      <w:proofErr w:type="spellStart"/>
-      <w:r>
-        <w:rPr>
-          <w:color w:val="999999"/>
-          <w:sz w:val="15"/>
-          <w:szCs w:val="15"/>
-        </w:rPr>
-        <w:t>추진부</w:t>
-      </w:r>
-      <w:proofErr w:type="spellEnd"/>
+        <w:t>뱅크 AX추진부</w:t>
+      </w:r>
     </w:p>
     <w:sectPr>
       <w:pgSz w:w="11906" w:h="16838"/>
@@ -2468,7 +2256,7 @@
 </file>
 
 <file path=word/numbering.xml><?xml version="1.0" encoding="utf-8"?>
-<w:numbering xmlns:wpc="http://schemas.microsoft.com/office/word/2010/wordprocessingCanvas" xmlns:cx="http://schemas.microsoft.com/office/drawing/2014/chartex" xmlns:cx1="http://schemas.microsoft.com/office/drawing/2015/9/8/chartex" xmlns:cx2="http://schemas.microsoft.com/office/drawing/2015/10/21/chartex" xmlns:cx3="http://schemas.microsoft.com/office/drawing/2016/5/9/chartex" xmlns:cx4="http://schemas.microsoft.com/office/drawing/2016/5/10/chartex" xmlns:cx5="http://schemas.microsoft.com/office/drawing/2016/5/11/chartex" xmlns:cx6="http://schemas.microsoft.com/office/drawing/2016/5/12/chartex" xmlns:cx7="http://schemas.microsoft.com/office/drawing/2016/5/13/chartex" xmlns:cx8="http://schemas.microsoft.com/office/drawing/2016/5/14/chartex" xmlns:mc="http://schemas.openxmlformats.org/markup-compatibility/2006" xmlns:aink="http://schemas.microsoft.com/office/drawing/2016/ink" xmlns:am3d="http://schemas.microsoft.com/office/drawing/2017/model3d" xmlns:o="urn:schemas-microsoft-com:office:office" xmlns:oel="http://schemas.microsoft.com/office/2019/extlst" xmlns:r="http://schemas.openxmlformats.org/officeDocument/2006/relationships" xmlns:m="http://schemas.openxmlformats.org/officeDocument/2006/math" xmlns:v="urn:schemas-microsoft-com:vml" xmlns:wp14="http://schemas.microsoft.com/office/word/2010/wordprocessingDrawing" xmlns:wp="http://schemas.openxmlformats.org/drawingml/2006/wordprocessingDrawing" xmlns:w10="urn:schemas-microsoft-com:office:word" xmlns:w="http://schemas.openxmlformats.org/wordprocessingml/2006/main" xmlns:w14="http://schemas.microsoft.com/office/word/2010/wordml" xmlns:w15="http://schemas.microsoft.com/office/word/2012/wordml" xmlns:w16cex="http://schemas.microsoft.com/office/word/2018/wordml/cex" xmlns:w16cid="http://schemas.microsoft.com/office/word/2016/wordml/cid" xmlns:w16="http://schemas.microsoft.com/office/word/2018/wordml" xmlns:w16du="http://schemas.microsoft.com/office/word/2023/wordml/word16du" xmlns:w16sdtdh="http://schemas.microsoft.com/office/word/2020/wordml/sdtdatahash" xmlns:w16se="http://schemas.microsoft.com/office/word/2015/wordml/symex" xmlns:wpg="http://schemas.microsoft.com/office/word/2010/wordprocessingGroup" xmlns:wpi="http://schemas.microsoft.com/office/word/2010/wordprocessingInk" xmlns:wne="http://schemas.microsoft.com/office/word/2006/wordml" xmlns:wps="http://schemas.microsoft.com/office/word/2010/wordprocessingShape" mc:Ignorable="w14 w15 w16se w16cid w16 w16cex w16sdtdh w16du wp14">
+<w:numbering xmlns:wpc="http://schemas.microsoft.com/office/word/2010/wordprocessingCanvas" xmlns:cx="http://schemas.microsoft.com/office/drawing/2014/chartex" xmlns:cx1="http://schemas.microsoft.com/office/drawing/2015/9/8/chartex" xmlns:cx2="http://schemas.microsoft.com/office/drawing/2015/10/21/chartex" xmlns:cx3="http://schemas.microsoft.com/office/drawing/2016/5/9/chartex" xmlns:cx4="http://schemas.microsoft.com/office/drawing/2016/5/10/chartex" xmlns:cx5="http://schemas.microsoft.com/office/drawing/2016/5/11/chartex" xmlns:cx6="http://schemas.microsoft.com/office/drawing/2016/5/12/chartex" xmlns:cx7="http://schemas.microsoft.com/office/drawing/2016/5/13/chartex" xmlns:cx8="http://schemas.microsoft.com/office/drawing/2016/5/14/chartex" xmlns:mc="http://schemas.openxmlformats.org/markup-compatibility/2006" xmlns:aink="http://schemas.microsoft.com/office/drawing/2016/ink" xmlns:am3d="http://schemas.microsoft.com/office/drawing/2017/model3d" xmlns:o="urn:schemas-microsoft-com:office:office" xmlns:oel="http://schemas.microsoft.com/office/2019/extlst" xmlns:r="http://schemas.openxmlformats.org/officeDocument/2006/relationships" xmlns:m="http://schemas.openxmlformats.org/officeDocument/2006/math" xmlns:v="urn:schemas-microsoft-com:vml" xmlns:wp14="http://schemas.microsoft.com/office/word/2010/wordprocessingDrawing" xmlns:wp="http://schemas.openxmlformats.org/drawingml/2006/wordprocessingDrawing" xmlns:w10="urn:schemas-microsoft-com:office:word" xmlns:w="http://schemas.openxmlformats.org/wordprocessingml/2006/main" xmlns:w14="http://schemas.microsoft.com/office/word/2010/wordml" xmlns:w15="http://schemas.microsoft.com/office/word/2012/wordml" xmlns:w16cex="http://schemas.microsoft.com/office/word/2018/wordml/cex" xmlns:w16cid="http://schemas.microsoft.com/office/word/2016/wordml/cid" xmlns:w16="http://schemas.microsoft.com/office/word/2018/wordml" xmlns:w16sdtdh="http://schemas.microsoft.com/office/word/2020/wordml/sdtdatahash" xmlns:w16se="http://schemas.microsoft.com/office/word/2015/wordml/symex" xmlns:wpg="http://schemas.microsoft.com/office/word/2010/wordprocessingGroup" xmlns:wpi="http://schemas.microsoft.com/office/word/2010/wordprocessingInk" xmlns:wne="http://schemas.microsoft.com/office/word/2006/wordml" xmlns:wps="http://schemas.microsoft.com/office/word/2010/wordprocessingShape" mc:Ignorable="w14 w15 w16se w16cid w16 w16cex w16sdtdh wp14">
   <w:abstractNum w:abstractNumId="0" w15:restartNumberingAfterBreak="0">
     <w:nsid w:val="04D229F0"/>
     <w:multiLevelType w:val="hybridMultilevel"/>
@@ -2673,7 +2461,7 @@
 </file>
 
 <file path=word/styles.xml><?xml version="1.0" encoding="utf-8"?>
-<w:styles xmlns:mc="http://schemas.openxmlformats.org/markup-compatibility/2006" xmlns:r="http://schemas.openxmlformats.org/officeDocument/2006/relationships" xmlns:w="http://schemas.openxmlformats.org/wordprocessingml/2006/main" xmlns:w14="http://schemas.microsoft.com/office/word/2010/wordml" xmlns:w15="http://schemas.microsoft.com/office/word/2012/wordml" xmlns:w16cex="http://schemas.microsoft.com/office/word/2018/wordml/cex" xmlns:w16cid="http://schemas.microsoft.com/office/word/2016/wordml/cid" xmlns:w16="http://schemas.microsoft.com/office/word/2018/wordml" xmlns:w16du="http://schemas.microsoft.com/office/word/2023/wordml/word16du" xmlns:w16sdtdh="http://schemas.microsoft.com/office/word/2020/wordml/sdtdatahash" xmlns:w16se="http://schemas.microsoft.com/office/word/2015/wordml/symex" mc:Ignorable="w14 w15 w16se w16cid w16 w16cex w16sdtdh w16du">
+<w:styles xmlns:mc="http://schemas.openxmlformats.org/markup-compatibility/2006" xmlns:r="http://schemas.openxmlformats.org/officeDocument/2006/relationships" xmlns:w="http://schemas.openxmlformats.org/wordprocessingml/2006/main" xmlns:w14="http://schemas.microsoft.com/office/word/2010/wordml" xmlns:w15="http://schemas.microsoft.com/office/word/2012/wordml" xmlns:w16cex="http://schemas.microsoft.com/office/word/2018/wordml/cex" xmlns:w16cid="http://schemas.microsoft.com/office/word/2016/wordml/cid" xmlns:w16="http://schemas.microsoft.com/office/word/2018/wordml" xmlns:w16sdtdh="http://schemas.microsoft.com/office/word/2020/wordml/sdtdatahash" xmlns:w16se="http://schemas.microsoft.com/office/word/2015/wordml/symex" mc:Ignorable="w14 w15 w16se w16cid w16 w16cex w16sdtdh">
   <w:docDefaults>
     <w:rPrDefault>
       <w:rPr>
